--- a/sources/veille/2026-04-06_veille_SERAFIN-PH.docx
+++ b/sources/veille/2026-04-06_veille_SERAFIN-PH.docx
@@ -193,13 +193,17 @@
             </w:tcMar>
           </w:tcPr>
           <w:p>
-            <w:r>
-              <w:rPr>
-                <w:sz w:val="20"/>
-                <w:szCs w:val="20"/>
-              </w:rPr>
-              <w:t>handicap.gouv.fr</w:t>
-            </w:r>
+            <w:hyperlink w:history="1" r:id="rIdsite0_2026">
+              <w:r>
+                <w:rPr>
+                  <w:sz w:val="20"/>
+                  <w:szCs w:val="20"/>
+                  <w:color w:val="1155CC"/>
+                  <w:u w:val="single"/>
+                </w:rPr>
+                <w:t xml:space="preserve">handicap.gouv.fr</w:t>
+              </w:r>
+            </w:hyperlink>
           </w:p>
         </w:tc>
         <w:tc>
@@ -287,13 +291,17 @@
             </w:tcMar>
           </w:tcPr>
           <w:p>
-            <w:r>
-              <w:rPr>
-                <w:sz w:val="20"/>
-                <w:szCs w:val="20"/>
-              </w:rPr>
-              <w:t>cnsa.fr</w:t>
-            </w:r>
+            <w:hyperlink w:history="1" r:id="rIdsite1_2026">
+              <w:r>
+                <w:rPr>
+                  <w:sz w:val="20"/>
+                  <w:szCs w:val="20"/>
+                  <w:color w:val="1155CC"/>
+                  <w:u w:val="single"/>
+                </w:rPr>
+                <w:t xml:space="preserve">cnsa.fr</w:t>
+              </w:r>
+            </w:hyperlink>
           </w:p>
         </w:tc>
         <w:tc>
@@ -381,13 +389,17 @@
             </w:tcMar>
           </w:tcPr>
           <w:p>
-            <w:r>
-              <w:rPr>
-                <w:sz w:val="20"/>
-                <w:szCs w:val="20"/>
-              </w:rPr>
-              <w:t>atih.sante.fr</w:t>
-            </w:r>
+            <w:hyperlink w:history="1" r:id="rIdsite2_2026">
+              <w:r>
+                <w:rPr>
+                  <w:sz w:val="20"/>
+                  <w:szCs w:val="20"/>
+                  <w:color w:val="1155CC"/>
+                  <w:u w:val="single"/>
+                </w:rPr>
+                <w:t xml:space="preserve">atih.sante.fr</w:t>
+              </w:r>
+            </w:hyperlink>
           </w:p>
         </w:tc>
         <w:tc>
@@ -1182,7 +1194,30 @@
           <w:sz w:val="28"/>
           <w:szCs w:val="28"/>
         </w:rPr>
-        <w:t>📋 Source 1 — handicap.gouv.fr (Comité stratégique · 3 juillet 2025)</w:t>
+        <w:t xml:space="preserve">📋 Source 1 — </w:t>
+      </w:r>
+      <w:hyperlink w:history="1" r:id="rIdsite0_2026">
+        <w:r>
+          <w:rPr>
+            <w:b/>
+            <w:bCs/>
+            <w:sz w:val="28"/>
+            <w:szCs w:val="28"/>
+            <w:color w:val="1155CC"/>
+            <w:u w:val="single"/>
+          </w:rPr>
+          <w:t xml:space="preserve">handicap.gouv.fr</w:t>
+        </w:r>
+      </w:hyperlink>
+      <w:r>
+        <w:rPr>
+          <w:b/>
+          <w:bCs/>
+          <w:color w:val="1B3A6B"/>
+          <w:sz w:val="28"/>
+          <w:szCs w:val="28"/>
+        </w:rPr>
+        <w:t xml:space="preserve"> (Comité stratégique · 3 juillet 2025)</w:t>
       </w:r>
     </w:p>
     <w:p>
@@ -3380,7 +3415,117 @@
           <w:sz w:val="18"/>
           <w:szCs w:val="18"/>
         </w:rPr>
-        <w:t xml:space="preserve">  Sources : handicap.gouv.fr ✅  |  cnsa.fr ✅  |  atih.sante.fr ✅ (via Chrome)</w:t>
+        <w:t xml:space="preserve">  Sources : </w:t>
+      </w:r>
+      <w:hyperlink w:history="1" r:id="rIdsite0_2026">
+        <w:r>
+          <w:rPr>
+            <w:i/>
+            <w:iCs/>
+            <w:sz w:val="18"/>
+            <w:szCs w:val="18"/>
+            <w:color w:val="1155CC"/>
+            <w:u w:val="single"/>
+          </w:rPr>
+          <w:t xml:space="preserve">handicap.gouv.fr</w:t>
+        </w:r>
+      </w:hyperlink>
+      <w:r>
+        <w:rPr>
+          <w:i/>
+          <w:iCs/>
+          <w:color w:val="6B7280"/>
+          <w:sz w:val="18"/>
+          <w:szCs w:val="18"/>
+        </w:rPr>
+        <w:t xml:space="preserve"> ✅  |  </w:t>
+      </w:r>
+      <w:hyperlink w:history="1" r:id="rIdsite1_2026">
+        <w:r>
+          <w:rPr>
+            <w:i/>
+            <w:iCs/>
+            <w:sz w:val="18"/>
+            <w:szCs w:val="18"/>
+            <w:color w:val="1155CC"/>
+            <w:u w:val="single"/>
+          </w:rPr>
+          <w:t xml:space="preserve">cnsa.fr</w:t>
+        </w:r>
+      </w:hyperlink>
+      <w:r>
+        <w:rPr>
+          <w:i/>
+          <w:iCs/>
+          <w:color w:val="6B7280"/>
+          <w:sz w:val="18"/>
+          <w:szCs w:val="18"/>
+        </w:rPr>
+        <w:t xml:space="preserve"> ✅  |  </w:t>
+      </w:r>
+      <w:hyperlink w:history="1" r:id="rIdsite2_2026">
+        <w:r>
+          <w:rPr>
+            <w:i/>
+            <w:iCs/>
+            <w:sz w:val="18"/>
+            <w:szCs w:val="18"/>
+            <w:color w:val="1155CC"/>
+            <w:u w:val="single"/>
+          </w:rPr>
+          <w:t xml:space="preserve">atih.sante.fr</w:t>
+        </w:r>
+      </w:hyperlink>
+      <w:r>
+        <w:rPr>
+          <w:i/>
+          <w:iCs/>
+          <w:color w:val="6B7280"/>
+          <w:sz w:val="18"/>
+          <w:szCs w:val="18"/>
+        </w:rPr>
+        <w:t xml:space="preserve"> ✅ (via Chrome)</w:t>
+      </w:r>
+    </w:p>
+    <w:p>
+      <w:pPr>
+        <w:spacing w:after="120" w:before="320"/>
+      </w:pPr>
+      <w:r>
+        <w:rPr>
+          <w:b/>
+          <w:bCs/>
+          <w:color w:val="1B3A6B"/>
+          <w:sz w:val="28"/>
+          <w:szCs w:val="28"/>
+        </w:rPr>
+        <w:t xml:space="preserve">📝 Journal des corrections — 12 septembre 2026</w:t>
+      </w:r>
+    </w:p>
+    <w:p>
+      <w:pPr>
+        <w:spacing w:after="80"/>
+      </w:pPr>
+      <w:r>
+        <w:rPr>
+          <w:color w:val="1F2937"/>
+          <w:sz w:val="22"/>
+          <w:szCs w:val="22"/>
+        </w:rPr>
+        <w:t xml:space="preserve">Note produite le 06/04/2026, relue le 12/09/2026 au cours d'un contrôle d'attribution des 221 documents du dépôt (règle ⑭ : un site cité comme source sans aucune page listée bloque comme une page). Une correction de forme, aucun contenu modifié.</w:t>
+      </w:r>
+    </w:p>
+    <w:p>
+      <w:pPr>
+        <w:spacing w:after="80"/>
+      </w:pPr>
+      <w:r>
+        <w:rPr>
+          <w:color w:val="1F2937"/>
+          <w:sz w:val="22"/>
+          <w:szCs w:val="22"/>
+        </w:rPr>
+        <w:t xml:space="preserve">Cette note est antérieure aux règles de lien des prompts : elle nommait ses sources sans aucune adresse — le lecteur ne pouvait en ouvrir aucune. Liens posés le 12/09/2026 sur chaque mention, vers la page que la note décrit : handicap.gouv.fr — page du comité stratégique SERAFIN-PH (3 occurrences) ; cnsa.fr — préparation du recueil PH 2026 (17/12/2025) (2 occurrences) ; atih.sante.fr — recueil national PH 2025 (2 occurrences). Chaque page répond 200 à un navigateur le 12/09/2026.</w:t>
       </w:r>
     </w:p>
     <w:sectPr>
